--- a/site/files/potential-extensions/black-holes-horizons-holography-en.docx
+++ b/site/files/potential-extensions/black-holes-horizons-holography-en.docx
@@ -75,6 +75,18 @@
     <w:p>
       <w:r>
         <w:t>Working sources and caution: this chapter relies on the theory itself and on background sources checked outside the prompt: UNESCO on artificial intelligence in education, WHO on ethics and governance of AI for health, the NIST AI RMF for AI risk management, CERN/ATLAS on the Standard Model and the Higgs, NASA and ESA/Planck on cosmology, the Stanford Encyclopedia of Philosophy on Bell, Kochen-Specker and contextuality, and Britannica/ISFDB for the literary identification of Harlan Ellison and I Have No Mouth, and I Must Scream. These sources are not treated as proofs of the theory; they are safeguards against empty borrowing of terms.</w:t>
+      </w:r>
+    </w:p>
+    <w:p>
+      <w:r>
+        <w:t xml:space="preserve">---</w:t>
+      </w:r>
+    </w:p>
+    <w:p>
+      <w:r>
+        <w:t xml:space="preserve">---
+Short methodological clarification: When this document uses terms from mathematics, physics, computer science, logic, or artificial intelligence, they should be read according to their stated context: sometimes as structural metaphor, sometimes as a reading model, and only as a formal claim when explicitly presented as such. The use of a scientific term should not be treated as a scientific or metaphysical proof by itself.
+</w:t>
       </w:r>
     </w:p>
     <w:sectPr>
